--- a/docs/Verra_PRD.docx
+++ b/docs/Verra_PRD.docx
@@ -612,7 +612,7 @@
         <w:t xml:space="preserve">Design language. </w:t>
       </w:r>
       <w:r>
-        <w:t xml:space="preserve">The UI/UX is modeled on hazel.ai: a calm periwinkle/indigo aesthetic (accent #5566FF), ultra-bold display headings, a floating conversational assistant with modes and suggestions, a left workspace nav, and clean white product surfaces. A working clickable prototype accompanies this PRD.</w:t>
+        <w:t xml:space="preserve">The UI/UX is modeled on ideation: a calm periwinkle/indigo aesthetic (accent #5566FF), ultra-bold display headings, a floating conversational assistant with modes and suggestions, a left workspace nav, and clean white product surfaces. A working clickable prototype accompanies this PRD.</w:t>
       </w:r>
     </w:p>
     <w:p>
